--- a/Formatos_Cruce/Suspension efectiva.docx
+++ b/Formatos_Cruce/Suspension efectiva.docx
@@ -685,7 +685,6 @@
         </w:rPr>
         <w:t>{{</w:t>
       </w:r>
-      <w:proofErr w:type="spellStart"/>
       <w:r>
         <w:rPr>
           <w:rFonts w:ascii="Arial" w:eastAsia="Calibri" w:hAnsi="Arial" w:cs="Arial"/>
@@ -696,7 +695,6 @@
         </w:rPr>
         <w:t>cuenta_interna</w:t>
       </w:r>
-      <w:proofErr w:type="spellEnd"/>
       <w:r>
         <w:rPr>
           <w:rFonts w:ascii="Arial" w:eastAsia="Calibri" w:hAnsi="Arial" w:cs="Arial"/>
@@ -789,8 +787,6 @@
         </w:rPr>
         <w:t>r</w:t>
       </w:r>
-      <w:bookmarkStart w:id="0" w:name="_GoBack"/>
-      <w:bookmarkEnd w:id="0"/>
       <w:r>
         <w:rPr>
           <w:rFonts w:ascii="Arial" w:eastAsia="Calibri" w:hAnsi="Arial" w:cs="Arial"/>
@@ -1097,31 +1093,7 @@
           <w:sz w:val="20"/>
           <w:lang w:eastAsia="es-CO"/>
         </w:rPr>
-        <w:t>{{</w:t>
-      </w:r>
-      <w:proofErr w:type="spellStart"/>
-      <w:r>
-        <w:rPr>
-          <w:rFonts w:ascii="Arial" w:hAnsi="Arial" w:cs="Arial"/>
-          <w:b/>
-          <w:bCs/>
-          <w:noProof/>
-          <w:sz w:val="20"/>
-          <w:lang w:eastAsia="es-CO"/>
-        </w:rPr>
-        <w:t>cta_contrato</w:t>
-      </w:r>
-      <w:proofErr w:type="spellEnd"/>
-      <w:r>
-        <w:rPr>
-          <w:rFonts w:ascii="Arial" w:hAnsi="Arial" w:cs="Arial"/>
-          <w:b/>
-          <w:bCs/>
-          <w:noProof/>
-          <w:sz w:val="20"/>
-          <w:lang w:eastAsia="es-CO"/>
-        </w:rPr>
-        <w:t>}}</w:t>
+        <w:t>{{cta_contrato}}</w:t>
       </w:r>
       <w:r>
         <w:rPr>
@@ -1913,7 +1885,41 @@
           <w:bCs/>
           <w:noProof/>
         </w:rPr>
-        <w:t>{{</w:t>
+        <w:t>{{cta_contrato}}</w:t>
+      </w:r>
+      <w:r>
+        <w:rPr>
+          <w:rFonts w:ascii="Arial" w:hAnsi="Arial" w:cs="Arial"/>
+          <w:b/>
+          <w:bCs/>
+        </w:rPr>
+        <w:fldChar w:fldCharType="end"/>
+      </w:r>
+      <w:r>
+        <w:rPr>
+          <w:rFonts w:ascii="Arial" w:hAnsi="Arial" w:cs="Arial"/>
+        </w:rPr>
+        <w:t xml:space="preserve"> </w:t>
+      </w:r>
+      <w:r>
+        <w:rPr>
+          <w:rFonts w:ascii="Arial" w:hAnsi="Arial" w:cs="Arial"/>
+        </w:rPr>
+        <w:t>se suspende a solicitud del usuario</w:t>
+      </w:r>
+      <w:r>
+        <w:rPr>
+          <w:rFonts w:ascii="Arial" w:hAnsi="Arial" w:cs="Arial"/>
+        </w:rPr>
+        <w:t xml:space="preserve">, por lo que se expide factura para pago total de </w:t>
+      </w:r>
+      <w:r>
+        <w:rPr>
+          <w:rFonts w:ascii="Arial" w:hAnsi="Arial" w:cs="Arial"/>
+          <w:b/>
+          <w:bCs/>
+        </w:rPr>
+        <w:t>$</w:t>
       </w:r>
       <w:proofErr w:type="spellStart"/>
       <w:r>
@@ -1921,54 +1927,12 @@
           <w:rFonts w:ascii="Arial" w:hAnsi="Arial" w:cs="Arial"/>
           <w:b/>
           <w:bCs/>
-          <w:noProof/>
-        </w:rPr>
-        <w:t>cta_contrato</w:t>
-      </w:r>
+        </w:rPr>
+        <w:t>xxx</w:t>
+      </w:r>
+      <w:bookmarkStart w:id="0" w:name="_GoBack"/>
+      <w:bookmarkEnd w:id="0"/>
       <w:proofErr w:type="spellEnd"/>
-      <w:r>
-        <w:rPr>
-          <w:rFonts w:ascii="Arial" w:hAnsi="Arial" w:cs="Arial"/>
-          <w:b/>
-          <w:bCs/>
-          <w:noProof/>
-        </w:rPr>
-        <w:t>}}</w:t>
-      </w:r>
-      <w:r>
-        <w:rPr>
-          <w:rFonts w:ascii="Arial" w:hAnsi="Arial" w:cs="Arial"/>
-          <w:b/>
-          <w:bCs/>
-        </w:rPr>
-        <w:fldChar w:fldCharType="end"/>
-      </w:r>
-      <w:r>
-        <w:rPr>
-          <w:rFonts w:ascii="Arial" w:hAnsi="Arial" w:cs="Arial"/>
-        </w:rPr>
-        <w:t xml:space="preserve"> </w:t>
-      </w:r>
-      <w:r>
-        <w:rPr>
-          <w:rFonts w:ascii="Arial" w:hAnsi="Arial" w:cs="Arial"/>
-        </w:rPr>
-        <w:t>se suspende a solicitud del usuario</w:t>
-      </w:r>
-      <w:r>
-        <w:rPr>
-          <w:rFonts w:ascii="Arial" w:hAnsi="Arial" w:cs="Arial"/>
-        </w:rPr>
-        <w:t xml:space="preserve">, por lo que se expide factura para pago total de </w:t>
-      </w:r>
-      <w:r>
-        <w:rPr>
-          <w:rFonts w:ascii="Arial" w:hAnsi="Arial" w:cs="Arial"/>
-          <w:b/>
-          <w:bCs/>
-        </w:rPr>
-        <w:t>$16.260</w:t>
-      </w:r>
       <w:r>
         <w:rPr>
           <w:rFonts w:ascii="Arial" w:hAnsi="Arial" w:cs="Arial"/>
@@ -2879,7 +2843,6 @@
         </w:rPr>
         <w:t>{{</w:t>
       </w:r>
-      <w:proofErr w:type="spellStart"/>
       <w:r>
         <w:rPr>
           <w:rFonts w:ascii="Arial" w:eastAsia="Calibri" w:hAnsi="Arial" w:cs="Arial"/>
@@ -2890,7 +2853,6 @@
         </w:rPr>
         <w:t>telefono</w:t>
       </w:r>
-      <w:proofErr w:type="spellEnd"/>
       <w:r>
         <w:rPr>
           <w:rFonts w:ascii="Arial" w:eastAsia="Calibri" w:hAnsi="Arial" w:cs="Arial"/>
@@ -3128,7 +3090,6 @@
         </w:rPr>
         <w:t>{{</w:t>
       </w:r>
-      <w:proofErr w:type="spellStart"/>
       <w:r>
         <w:rPr>
           <w:rFonts w:ascii="Arial" w:hAnsi="Arial" w:cs="Arial"/>
@@ -3138,7 +3099,6 @@
         </w:rPr>
         <w:t>telefono</w:t>
       </w:r>
-      <w:proofErr w:type="spellEnd"/>
       <w:r>
         <w:rPr>
           <w:rFonts w:ascii="Arial" w:hAnsi="Arial" w:cs="Arial"/>
@@ -4019,21 +3979,21 @@
         <v:path o:extrusionok="f" gradientshapeok="t" o:connecttype="rect"/>
         <o:lock v:ext="edit" aspectratio="t"/>
       </v:shapetype>
-      <v:shape id="_x0000_i1271" type="#_x0000_t75" style="width:12.75pt;height:12.75pt" o:bullet="t">
+      <v:shape id="_x0000_i1468" type="#_x0000_t75" style="width:14.4pt;height:14.4pt" o:bullet="t">
         <v:imagedata r:id="rId1" o:title="mso2D3D"/>
       </v:shape>
     </w:pict>
   </w:numPicBullet>
   <w:numPicBullet w:numPicBulletId="1">
     <w:pict>
-      <v:shape id="_x0000_i1272" type="#_x0000_t75" style="width:12.75pt;height:12.75pt" o:bullet="t">
+      <v:shape id="_x0000_i1469" type="#_x0000_t75" style="width:14.4pt;height:14.4pt" o:bullet="t">
         <v:imagedata r:id="rId2" o:title="msoCA65"/>
       </v:shape>
     </w:pict>
   </w:numPicBullet>
   <w:numPicBullet w:numPicBulletId="2">
     <w:pict>
-      <v:shape id="_x0000_i1273" type="#_x0000_t75" style="width:69pt;height:53.25pt" o:bullet="t">
+      <v:shape id="_x0000_i1470" type="#_x0000_t75" style="width:1in;height:50.4pt" o:bullet="t">
         <v:imagedata r:id="rId3" o:title="clip_image002"/>
       </v:shape>
     </w:pict>
@@ -10639,7 +10599,7 @@
 </file>
 
 <file path=customXml/itemProps1.xml><?xml version="1.0" encoding="utf-8"?>
-<ds:datastoreItem xmlns:ds="http://schemas.openxmlformats.org/officeDocument/2006/customXml" ds:itemID="{F425F6FE-6523-41B9-9CF7-46DDF9F72E61}">
+<ds:datastoreItem xmlns:ds="http://schemas.openxmlformats.org/officeDocument/2006/customXml" ds:itemID="{0D4C67C5-92D4-42A2-B70D-2AF05F047B58}">
   <ds:schemaRefs>
     <ds:schemaRef ds:uri="http://schemas.openxmlformats.org/officeDocument/2006/bibliography"/>
   </ds:schemaRefs>

--- a/Formatos_Cruce/Suspension efectiva.docx
+++ b/Formatos_Cruce/Suspension efectiva.docx
@@ -390,7 +390,7 @@
           <w:noProof/>
           <w:lang w:val="es-CO" w:eastAsia="en-US"/>
         </w:rPr>
-        <w:t>ENTRADA</w:t>
+        <w:t>entrada</w:t>
       </w:r>
       <w:r>
         <w:rPr>
@@ -449,30 +449,16 @@
         </w:rPr>
         <w:fldChar w:fldCharType="separate"/>
       </w:r>
+      <w:bookmarkStart w:id="0" w:name="_GoBack"/>
       <w:r>
         <w:rPr>
           <w:rFonts w:ascii="Arial" w:eastAsia="Calibri" w:hAnsi="Arial" w:cs="Arial"/>
           <w:noProof/>
           <w:lang w:val="es-CO" w:eastAsia="en-US"/>
         </w:rPr>
-        <w:t>{{</w:t>
-      </w:r>
-      <w:r>
-        <w:rPr>
-          <w:rFonts w:ascii="Arial" w:eastAsia="Calibri" w:hAnsi="Arial" w:cs="Arial"/>
-          <w:noProof/>
-          <w:lang w:val="es-CO" w:eastAsia="en-US"/>
-        </w:rPr>
-        <w:t>fecha_de_radicado</w:t>
-      </w:r>
-      <w:r>
-        <w:rPr>
-          <w:rFonts w:ascii="Arial" w:eastAsia="Calibri" w:hAnsi="Arial" w:cs="Arial"/>
-          <w:noProof/>
-          <w:lang w:val="es-CO" w:eastAsia="en-US"/>
-        </w:rPr>
-        <w:t>}}</w:t>
-      </w:r>
+        <w:t>{{fecha_de_radicado}}</w:t>
+      </w:r>
+      <w:bookmarkEnd w:id="0"/>
       <w:r>
         <w:rPr>
           <w:rFonts w:ascii="Arial" w:eastAsia="Calibri" w:hAnsi="Arial" w:cs="Arial"/>
@@ -929,25 +915,7 @@
           <w:bCs/>
           <w:noProof/>
         </w:rPr>
-        <w:t>{{</w:t>
-      </w:r>
-      <w:r>
-        <w:rPr>
-          <w:rFonts w:ascii="Arial" w:hAnsi="Arial" w:cs="Arial"/>
-          <w:b/>
-          <w:bCs/>
-          <w:noProof/>
-        </w:rPr>
-        <w:t>fecha_de_radicado</w:t>
-      </w:r>
-      <w:r>
-        <w:rPr>
-          <w:rFonts w:ascii="Arial" w:hAnsi="Arial" w:cs="Arial"/>
-          <w:b/>
-          <w:bCs/>
-          <w:noProof/>
-        </w:rPr>
-        <w:t>}}</w:t>
+        <w:t>{{fecha_de_radicado}}</w:t>
       </w:r>
       <w:r>
         <w:rPr>
@@ -1930,8 +1898,6 @@
         </w:rPr>
         <w:t>xxx</w:t>
       </w:r>
-      <w:bookmarkStart w:id="0" w:name="_GoBack"/>
-      <w:bookmarkEnd w:id="0"/>
       <w:proofErr w:type="spellEnd"/>
       <w:r>
         <w:rPr>
@@ -3979,21 +3945,21 @@
         <v:path o:extrusionok="f" gradientshapeok="t" o:connecttype="rect"/>
         <o:lock v:ext="edit" aspectratio="t"/>
       </v:shapetype>
-      <v:shape id="_x0000_i1468" type="#_x0000_t75" style="width:14.4pt;height:14.4pt" o:bullet="t">
+      <v:shape id="_x0000_i1029" type="#_x0000_t75" style="width:14.25pt;height:14.25pt" o:bullet="t">
         <v:imagedata r:id="rId1" o:title="mso2D3D"/>
       </v:shape>
     </w:pict>
   </w:numPicBullet>
   <w:numPicBullet w:numPicBulletId="1">
     <w:pict>
-      <v:shape id="_x0000_i1469" type="#_x0000_t75" style="width:14.4pt;height:14.4pt" o:bullet="t">
+      <v:shape id="_x0000_i1030" type="#_x0000_t75" style="width:14.25pt;height:14.25pt" o:bullet="t">
         <v:imagedata r:id="rId2" o:title="msoCA65"/>
       </v:shape>
     </w:pict>
   </w:numPicBullet>
   <w:numPicBullet w:numPicBulletId="2">
     <w:pict>
-      <v:shape id="_x0000_i1470" type="#_x0000_t75" style="width:1in;height:50.4pt" o:bullet="t">
+      <v:shape id="_x0000_i1031" type="#_x0000_t75" style="width:1in;height:50.25pt" o:bullet="t">
         <v:imagedata r:id="rId3" o:title="clip_image002"/>
       </v:shape>
     </w:pict>
@@ -10599,7 +10565,7 @@
 </file>
 
 <file path=customXml/itemProps1.xml><?xml version="1.0" encoding="utf-8"?>
-<ds:datastoreItem xmlns:ds="http://schemas.openxmlformats.org/officeDocument/2006/customXml" ds:itemID="{0D4C67C5-92D4-42A2-B70D-2AF05F047B58}">
+<ds:datastoreItem xmlns:ds="http://schemas.openxmlformats.org/officeDocument/2006/customXml" ds:itemID="{EBF54479-F8B5-4CB8-B059-AC7B6C309574}">
   <ds:schemaRefs>
     <ds:schemaRef ds:uri="http://schemas.openxmlformats.org/officeDocument/2006/bibliography"/>
   </ds:schemaRefs>
